--- a/deliverables/video-3-slides/hit-final/Video_3_HIT_FINAL/SHORTS/Video_3_Short_3_Access_Changes_All_At_Once.docx
+++ b/deliverables/video-3-slides/hit-final/Video_3_HIT_FINAL/SHORTS/Video_3_Short_3_Access_Changes_All_At_Once.docx
@@ -14,7 +14,7 @@
           <w:color w:val="8A6D1E"/>
           <w:sz w:val="20"/>
         </w:rPr>
-        <w:t>VIDEO 3 SHORT  ·  v5.1</w:t>
+        <w:t>VIDEO 3 SHORT  ·  v5.1.1</w:t>
       </w:r>
     </w:p>
     <w:p>
@@ -149,7 +149,7 @@
           <w:color w:val="1A1A1A"/>
           <w:sz w:val="27"/>
         </w:rPr>
-        <w:t>And your own memory of the detail starts to blur almost immediately.</w:t>
+        <w:t>And the detail can start to blur faster than you expect.</w:t>
       </w:r>
     </w:p>
     <w:p>
@@ -209,7 +209,7 @@
           <w:color w:val="1A1A1A"/>
           <w:sz w:val="27"/>
         </w:rPr>
-        <w:t>Because the difference between leaving with a story and leaving with evidence is mostly what you did in the two weeks before you handed in your notice.</w:t>
+        <w:t>Because the difference between leaving with a story and leaving with evidence is often what you take the time to capture before your access changes.</w:t>
       </w:r>
     </w:p>
     <w:p>
